--- a/Item-MiniRPG.docx
+++ b/Item-MiniRPG.docx
@@ -17,39 +17,6 @@
       <w:r>
         <w:t xml:space="preserve"> Matheus Cappi</w:t>
       </w:r>
-    </w:p>
-    <w:p/>
-    <w:p>
-      <w:proofErr w:type="gramStart"/>
-      <w:r>
-        <w:t>Métodos :</w:t>
-      </w:r>
-      <w:proofErr w:type="gramEnd"/>
-    </w:p>
-    <w:p>
-      <w:r>
-        <w:t xml:space="preserve">Usar </w:t>
-      </w:r>
-    </w:p>
-    <w:p>
-      <w:r>
-        <w:t xml:space="preserve">Vender </w:t>
-      </w:r>
-    </w:p>
-    <w:p>
-      <w:pPr>
-        <w:rPr>
-          <w:u w:val="single"/>
-        </w:rPr>
-      </w:pPr>
-      <w:r>
-        <w:t xml:space="preserve">Ver </w:t>
-      </w:r>
-      <w:proofErr w:type="spellStart"/>
-      <w:r>
-        <w:t>info</w:t>
-      </w:r>
-      <w:proofErr w:type="spellEnd"/>
     </w:p>
     <w:p/>
     <w:p>
@@ -84,6 +51,22 @@
         <w:t>Quantidade</w:t>
       </w:r>
     </w:p>
+    <w:p>
+      <w:r>
+        <w:t xml:space="preserve">Nível </w:t>
+      </w:r>
+    </w:p>
+    <w:p>
+      <w:r>
+        <w:t xml:space="preserve">Ataque </w:t>
+      </w:r>
+    </w:p>
+    <w:p>
+      <w:r>
+        <w:t>Defesa</w:t>
+      </w:r>
+    </w:p>
+    <w:p/>
     <w:p/>
     <w:sectPr>
       <w:pgSz w:w="11906" w:h="16838"/>
